--- a/8.1.4.4-loops/kz/sabak-zhospary-8.1.4.4-kz.docx
+++ b/8.1.4.4-loops/kz/sabak-zhospary-8.1.4.4-kz.docx
@@ -2578,7 +2578,7 @@
           <w:sz w:val="28"/>
           <w:szCs w:val="28"/>
         </w:rPr>
-        <w:t xml:space="preserve">Қосымша. Үлестірме параққа жауаптар (1–10 есептердің шешімдері)</w:t>
+        <w:t xml:space="preserve">Қосымша. Үлестірме параққа жауаптар (1–10 есептердің шешімдері: for және while арқылы)</w:t>
       </w:r>
     </w:p>
     <w:p>
@@ -2622,6 +2622,22 @@
     </w:p>
     <w:p>
       <w:pPr>
+        <w:keepNext/>
+        <w:spacing w:after="20" w:before="60"/>
+      </w:pPr>
+      <w:r>
+        <w:rPr>
+          <w:rFonts w:ascii="Times New Roman" w:cs="Times New Roman" w:eastAsia="Times New Roman" w:hAnsi="Times New Roman"/>
+          <w:i/>
+          <w:iCs/>
+          <w:sz w:val="20"/>
+          <w:szCs w:val="20"/>
+        </w:rPr>
+        <w:t xml:space="preserve">1-шешім — for циклі</w:t>
+      </w:r>
+    </w:p>
+    <w:p>
+      <w:pPr>
         <w:spacing w:after="0"/>
       </w:pPr>
       <w:r>
@@ -2722,6 +2738,191 @@
           <w:szCs w:val="18"/>
         </w:rPr>
         <w:t xml:space="preserve">        s = s + i</w:t>
+      </w:r>
+    </w:p>
+    <w:p>
+      <w:pPr>
+        <w:spacing w:after="0"/>
+      </w:pPr>
+      <w:r>
+        <w:rPr>
+          <w:rFonts w:ascii="Courier New" w:cs="Courier New" w:eastAsia="Courier New" w:hAnsi="Courier New"/>
+          <w:sz w:val="18"/>
+          <w:szCs w:val="18"/>
+        </w:rPr>
+        <w:t xml:space="preserve">print(s)</w:t>
+      </w:r>
+    </w:p>
+    <w:p>
+      <w:pPr>
+        <w:keepNext/>
+        <w:spacing w:after="20" w:before="60"/>
+      </w:pPr>
+      <w:r>
+        <w:rPr>
+          <w:rFonts w:ascii="Times New Roman" w:cs="Times New Roman" w:eastAsia="Times New Roman" w:hAnsi="Times New Roman"/>
+          <w:i/>
+          <w:iCs/>
+          <w:sz w:val="20"/>
+          <w:szCs w:val="20"/>
+        </w:rPr>
+        <w:t xml:space="preserve">2-шешім — while циклі</w:t>
+      </w:r>
+    </w:p>
+    <w:p>
+      <w:pPr>
+        <w:spacing w:after="0"/>
+      </w:pPr>
+      <w:r>
+        <w:rPr>
+          <w:rFonts w:ascii="Courier New" w:cs="Courier New" w:eastAsia="Courier New" w:hAnsi="Courier New"/>
+          <w:sz w:val="18"/>
+          <w:szCs w:val="18"/>
+        </w:rPr>
+        <w:t xml:space="preserve">n = int(input())</w:t>
+      </w:r>
+    </w:p>
+    <w:p>
+      <w:pPr>
+        <w:spacing w:after="0"/>
+      </w:pPr>
+      <w:r>
+        <w:rPr>
+          <w:rFonts w:ascii="Courier New" w:cs="Courier New" w:eastAsia="Courier New" w:hAnsi="Courier New"/>
+          <w:sz w:val="18"/>
+          <w:szCs w:val="18"/>
+        </w:rPr>
+        <w:t xml:space="preserve">s = 0</w:t>
+      </w:r>
+    </w:p>
+    <w:p>
+      <w:pPr>
+        <w:spacing w:after="0"/>
+      </w:pPr>
+      <w:r>
+        <w:rPr>
+          <w:rFonts w:ascii="Courier New" w:cs="Courier New" w:eastAsia="Courier New" w:hAnsi="Courier New"/>
+          <w:sz w:val="18"/>
+          <w:szCs w:val="18"/>
+        </w:rPr>
+        <w:t xml:space="preserve">if n &gt;= 1:</w:t>
+      </w:r>
+    </w:p>
+    <w:p>
+      <w:pPr>
+        <w:spacing w:after="0"/>
+      </w:pPr>
+      <w:r>
+        <w:rPr>
+          <w:rFonts w:ascii="Courier New" w:cs="Courier New" w:eastAsia="Courier New" w:hAnsi="Courier New"/>
+          <w:sz w:val="18"/>
+          <w:szCs w:val="18"/>
+        </w:rPr>
+        <w:t xml:space="preserve">    i = 1</w:t>
+      </w:r>
+    </w:p>
+    <w:p>
+      <w:pPr>
+        <w:spacing w:after="0"/>
+      </w:pPr>
+      <w:r>
+        <w:rPr>
+          <w:rFonts w:ascii="Courier New" w:cs="Courier New" w:eastAsia="Courier New" w:hAnsi="Courier New"/>
+          <w:sz w:val="18"/>
+          <w:szCs w:val="18"/>
+        </w:rPr>
+        <w:t xml:space="preserve">    while i &lt;= n:</w:t>
+      </w:r>
+    </w:p>
+    <w:p>
+      <w:pPr>
+        <w:spacing w:after="0"/>
+      </w:pPr>
+      <w:r>
+        <w:rPr>
+          <w:rFonts w:ascii="Courier New" w:cs="Courier New" w:eastAsia="Courier New" w:hAnsi="Courier New"/>
+          <w:sz w:val="18"/>
+          <w:szCs w:val="18"/>
+        </w:rPr>
+        <w:t xml:space="preserve">        s = s + i</w:t>
+      </w:r>
+    </w:p>
+    <w:p>
+      <w:pPr>
+        <w:spacing w:after="0"/>
+      </w:pPr>
+      <w:r>
+        <w:rPr>
+          <w:rFonts w:ascii="Courier New" w:cs="Courier New" w:eastAsia="Courier New" w:hAnsi="Courier New"/>
+          <w:sz w:val="18"/>
+          <w:szCs w:val="18"/>
+        </w:rPr>
+        <w:t xml:space="preserve">        i = i + 1</w:t>
+      </w:r>
+    </w:p>
+    <w:p>
+      <w:pPr>
+        <w:spacing w:after="0"/>
+      </w:pPr>
+      <w:r>
+        <w:rPr>
+          <w:rFonts w:ascii="Courier New" w:cs="Courier New" w:eastAsia="Courier New" w:hAnsi="Courier New"/>
+          <w:sz w:val="18"/>
+          <w:szCs w:val="18"/>
+        </w:rPr>
+        <w:t xml:space="preserve">else:                          # N 1-ден кіші болуы мүмкін</w:t>
+      </w:r>
+    </w:p>
+    <w:p>
+      <w:pPr>
+        <w:spacing w:after="0"/>
+      </w:pPr>
+      <w:r>
+        <w:rPr>
+          <w:rFonts w:ascii="Courier New" w:cs="Courier New" w:eastAsia="Courier New" w:hAnsi="Courier New"/>
+          <w:sz w:val="18"/>
+          <w:szCs w:val="18"/>
+        </w:rPr>
+        <w:t xml:space="preserve">    i = n</w:t>
+      </w:r>
+    </w:p>
+    <w:p>
+      <w:pPr>
+        <w:spacing w:after="0"/>
+      </w:pPr>
+      <w:r>
+        <w:rPr>
+          <w:rFonts w:ascii="Courier New" w:cs="Courier New" w:eastAsia="Courier New" w:hAnsi="Courier New"/>
+          <w:sz w:val="18"/>
+          <w:szCs w:val="18"/>
+        </w:rPr>
+        <w:t xml:space="preserve">    while i &lt;= 1:</w:t>
+      </w:r>
+    </w:p>
+    <w:p>
+      <w:pPr>
+        <w:spacing w:after="0"/>
+      </w:pPr>
+      <w:r>
+        <w:rPr>
+          <w:rFonts w:ascii="Courier New" w:cs="Courier New" w:eastAsia="Courier New" w:hAnsi="Courier New"/>
+          <w:sz w:val="18"/>
+          <w:szCs w:val="18"/>
+        </w:rPr>
+        <w:t xml:space="preserve">        s = s + i</w:t>
+      </w:r>
+    </w:p>
+    <w:p>
+      <w:pPr>
+        <w:spacing w:after="0"/>
+      </w:pPr>
+      <w:r>
+        <w:rPr>
+          <w:rFonts w:ascii="Courier New" w:cs="Courier New" w:eastAsia="Courier New" w:hAnsi="Courier New"/>
+          <w:sz w:val="18"/>
+          <w:szCs w:val="18"/>
+        </w:rPr>
+        <w:t xml:space="preserve">        i = i + 1</w:t>
       </w:r>
     </w:p>
     <w:p>
@@ -2763,6 +2964,22 @@
     </w:p>
     <w:p>
       <w:pPr>
+        <w:keepNext/>
+        <w:spacing w:after="20" w:before="60"/>
+      </w:pPr>
+      <w:r>
+        <w:rPr>
+          <w:rFonts w:ascii="Times New Roman" w:cs="Times New Roman" w:eastAsia="Times New Roman" w:hAnsi="Times New Roman"/>
+          <w:i/>
+          <w:iCs/>
+          <w:sz w:val="20"/>
+          <w:szCs w:val="20"/>
+        </w:rPr>
+        <w:t xml:space="preserve">1-шешім — for циклі</w:t>
+      </w:r>
+    </w:p>
+    <w:p>
+      <w:pPr>
         <w:spacing w:after="0"/>
       </w:pPr>
       <w:r>
@@ -2811,6 +3028,113 @@
           <w:szCs w:val="18"/>
         </w:rPr>
         <w:t xml:space="preserve">    f = f * i</w:t>
+      </w:r>
+    </w:p>
+    <w:p>
+      <w:pPr>
+        <w:spacing w:after="0"/>
+      </w:pPr>
+      <w:r>
+        <w:rPr>
+          <w:rFonts w:ascii="Courier New" w:cs="Courier New" w:eastAsia="Courier New" w:hAnsi="Courier New"/>
+          <w:sz w:val="18"/>
+          <w:szCs w:val="18"/>
+        </w:rPr>
+        <w:t xml:space="preserve">print(f)</w:t>
+      </w:r>
+    </w:p>
+    <w:p>
+      <w:pPr>
+        <w:keepNext/>
+        <w:spacing w:after="20" w:before="60"/>
+      </w:pPr>
+      <w:r>
+        <w:rPr>
+          <w:rFonts w:ascii="Times New Roman" w:cs="Times New Roman" w:eastAsia="Times New Roman" w:hAnsi="Times New Roman"/>
+          <w:i/>
+          <w:iCs/>
+          <w:sz w:val="20"/>
+          <w:szCs w:val="20"/>
+        </w:rPr>
+        <w:t xml:space="preserve">2-шешім — while циклі</w:t>
+      </w:r>
+    </w:p>
+    <w:p>
+      <w:pPr>
+        <w:spacing w:after="0"/>
+      </w:pPr>
+      <w:r>
+        <w:rPr>
+          <w:rFonts w:ascii="Courier New" w:cs="Courier New" w:eastAsia="Courier New" w:hAnsi="Courier New"/>
+          <w:sz w:val="18"/>
+          <w:szCs w:val="18"/>
+        </w:rPr>
+        <w:t xml:space="preserve">n = int(input())</w:t>
+      </w:r>
+    </w:p>
+    <w:p>
+      <w:pPr>
+        <w:spacing w:after="0"/>
+      </w:pPr>
+      <w:r>
+        <w:rPr>
+          <w:rFonts w:ascii="Courier New" w:cs="Courier New" w:eastAsia="Courier New" w:hAnsi="Courier New"/>
+          <w:sz w:val="18"/>
+          <w:szCs w:val="18"/>
+        </w:rPr>
+        <w:t xml:space="preserve">f = 1</w:t>
+      </w:r>
+    </w:p>
+    <w:p>
+      <w:pPr>
+        <w:spacing w:after="0"/>
+      </w:pPr>
+      <w:r>
+        <w:rPr>
+          <w:rFonts w:ascii="Courier New" w:cs="Courier New" w:eastAsia="Courier New" w:hAnsi="Courier New"/>
+          <w:sz w:val="18"/>
+          <w:szCs w:val="18"/>
+        </w:rPr>
+        <w:t xml:space="preserve">i = 1</w:t>
+      </w:r>
+    </w:p>
+    <w:p>
+      <w:pPr>
+        <w:spacing w:after="0"/>
+      </w:pPr>
+      <w:r>
+        <w:rPr>
+          <w:rFonts w:ascii="Courier New" w:cs="Courier New" w:eastAsia="Courier New" w:hAnsi="Courier New"/>
+          <w:sz w:val="18"/>
+          <w:szCs w:val="18"/>
+        </w:rPr>
+        <w:t xml:space="preserve">while i &lt;= n:</w:t>
+      </w:r>
+    </w:p>
+    <w:p>
+      <w:pPr>
+        <w:spacing w:after="0"/>
+      </w:pPr>
+      <w:r>
+        <w:rPr>
+          <w:rFonts w:ascii="Courier New" w:cs="Courier New" w:eastAsia="Courier New" w:hAnsi="Courier New"/>
+          <w:sz w:val="18"/>
+          <w:szCs w:val="18"/>
+        </w:rPr>
+        <w:t xml:space="preserve">    f = f * i</w:t>
+      </w:r>
+    </w:p>
+    <w:p>
+      <w:pPr>
+        <w:spacing w:after="0"/>
+      </w:pPr>
+      <w:r>
+        <w:rPr>
+          <w:rFonts w:ascii="Courier New" w:cs="Courier New" w:eastAsia="Courier New" w:hAnsi="Courier New"/>
+          <w:sz w:val="18"/>
+          <w:szCs w:val="18"/>
+        </w:rPr>
+        <w:t xml:space="preserve">    i = i + 1</w:t>
       </w:r>
     </w:p>
     <w:p>
@@ -2852,6 +3176,103 @@
     </w:p>
     <w:p>
       <w:pPr>
+        <w:keepNext/>
+        <w:spacing w:after="20" w:before="60"/>
+      </w:pPr>
+      <w:r>
+        <w:rPr>
+          <w:rFonts w:ascii="Times New Roman" w:cs="Times New Roman" w:eastAsia="Times New Roman" w:hAnsi="Times New Roman"/>
+          <w:i/>
+          <w:iCs/>
+          <w:sz w:val="20"/>
+          <w:szCs w:val="20"/>
+        </w:rPr>
+        <w:t xml:space="preserve">1-шешім — for циклі</w:t>
+      </w:r>
+    </w:p>
+    <w:p>
+      <w:pPr>
+        <w:spacing w:after="0"/>
+      </w:pPr>
+      <w:r>
+        <w:rPr>
+          <w:rFonts w:ascii="Courier New" w:cs="Courier New" w:eastAsia="Courier New" w:hAnsi="Courier New"/>
+          <w:sz w:val="18"/>
+          <w:szCs w:val="18"/>
+        </w:rPr>
+        <w:t xml:space="preserve">n = int(input())</w:t>
+      </w:r>
+    </w:p>
+    <w:p>
+      <w:pPr>
+        <w:spacing w:after="0"/>
+      </w:pPr>
+      <w:r>
+        <w:rPr>
+          <w:rFonts w:ascii="Courier New" w:cs="Courier New" w:eastAsia="Courier New" w:hAnsi="Courier New"/>
+          <w:sz w:val="18"/>
+          <w:szCs w:val="18"/>
+        </w:rPr>
+        <w:t xml:space="preserve">for i in range(1, n + 1):</w:t>
+      </w:r>
+    </w:p>
+    <w:p>
+      <w:pPr>
+        <w:spacing w:after="0"/>
+      </w:pPr>
+      <w:r>
+        <w:rPr>
+          <w:rFonts w:ascii="Courier New" w:cs="Courier New" w:eastAsia="Courier New" w:hAnsi="Courier New"/>
+          <w:sz w:val="18"/>
+          <w:szCs w:val="18"/>
+        </w:rPr>
+        <w:t xml:space="preserve">    if i * i &gt; n:</w:t>
+      </w:r>
+    </w:p>
+    <w:p>
+      <w:pPr>
+        <w:spacing w:after="0"/>
+      </w:pPr>
+      <w:r>
+        <w:rPr>
+          <w:rFonts w:ascii="Courier New" w:cs="Courier New" w:eastAsia="Courier New" w:hAnsi="Courier New"/>
+          <w:sz w:val="18"/>
+          <w:szCs w:val="18"/>
+        </w:rPr>
+        <w:t xml:space="preserve">        break</w:t>
+      </w:r>
+    </w:p>
+    <w:p>
+      <w:pPr>
+        <w:spacing w:after="0"/>
+      </w:pPr>
+      <w:r>
+        <w:rPr>
+          <w:rFonts w:ascii="Courier New" w:cs="Courier New" w:eastAsia="Courier New" w:hAnsi="Courier New"/>
+          <w:sz w:val="18"/>
+          <w:szCs w:val="18"/>
+        </w:rPr>
+        <w:t xml:space="preserve">    print(i * i, end=' ')</w:t>
+      </w:r>
+    </w:p>
+    <w:p>
+      <w:pPr>
+        <w:keepNext/>
+        <w:spacing w:after="20" w:before="60"/>
+      </w:pPr>
+      <w:r>
+        <w:rPr>
+          <w:rFonts w:ascii="Times New Roman" w:cs="Times New Roman" w:eastAsia="Times New Roman" w:hAnsi="Times New Roman"/>
+          <w:i/>
+          <w:iCs/>
+          <w:sz w:val="20"/>
+          <w:szCs w:val="20"/>
+        </w:rPr>
+        <w:t xml:space="preserve">2-шешім — while циклі</w:t>
+      </w:r>
+    </w:p>
+    <w:p>
+      <w:pPr>
         <w:spacing w:after="0"/>
       </w:pPr>
       <w:r>
@@ -2941,6 +3362,129 @@
     </w:p>
     <w:p>
       <w:pPr>
+        <w:keepNext/>
+        <w:spacing w:after="20" w:before="60"/>
+      </w:pPr>
+      <w:r>
+        <w:rPr>
+          <w:rFonts w:ascii="Times New Roman" w:cs="Times New Roman" w:eastAsia="Times New Roman" w:hAnsi="Times New Roman"/>
+          <w:i/>
+          <w:iCs/>
+          <w:sz w:val="20"/>
+          <w:szCs w:val="20"/>
+        </w:rPr>
+        <w:t xml:space="preserve">1-шешім — for циклі</w:t>
+      </w:r>
+    </w:p>
+    <w:p>
+      <w:pPr>
+        <w:spacing w:after="0"/>
+      </w:pPr>
+      <w:r>
+        <w:rPr>
+          <w:rFonts w:ascii="Courier New" w:cs="Courier New" w:eastAsia="Courier New" w:hAnsi="Courier New"/>
+          <w:sz w:val="18"/>
+          <w:szCs w:val="18"/>
+        </w:rPr>
+        <w:t xml:space="preserve">n = int(input())</w:t>
+      </w:r>
+    </w:p>
+    <w:p>
+      <w:pPr>
+        <w:spacing w:after="0"/>
+      </w:pPr>
+      <w:r>
+        <w:rPr>
+          <w:rFonts w:ascii="Courier New" w:cs="Courier New" w:eastAsia="Courier New" w:hAnsi="Courier New"/>
+          <w:sz w:val="18"/>
+          <w:szCs w:val="18"/>
+        </w:rPr>
+        <w:t xml:space="preserve">p = 1</w:t>
+      </w:r>
+    </w:p>
+    <w:p>
+      <w:pPr>
+        <w:spacing w:after="0"/>
+      </w:pPr>
+      <w:r>
+        <w:rPr>
+          <w:rFonts w:ascii="Courier New" w:cs="Courier New" w:eastAsia="Courier New" w:hAnsi="Courier New"/>
+          <w:sz w:val="18"/>
+          <w:szCs w:val="18"/>
+        </w:rPr>
+        <w:t xml:space="preserve">for k in range(31):            # 2-нің 30-дәрежесі 10⁹-нан үлкен</w:t>
+      </w:r>
+    </w:p>
+    <w:p>
+      <w:pPr>
+        <w:spacing w:after="0"/>
+      </w:pPr>
+      <w:r>
+        <w:rPr>
+          <w:rFonts w:ascii="Courier New" w:cs="Courier New" w:eastAsia="Courier New" w:hAnsi="Courier New"/>
+          <w:sz w:val="18"/>
+          <w:szCs w:val="18"/>
+        </w:rPr>
+        <w:t xml:space="preserve">    if p &gt; n:</w:t>
+      </w:r>
+    </w:p>
+    <w:p>
+      <w:pPr>
+        <w:spacing w:after="0"/>
+      </w:pPr>
+      <w:r>
+        <w:rPr>
+          <w:rFonts w:ascii="Courier New" w:cs="Courier New" w:eastAsia="Courier New" w:hAnsi="Courier New"/>
+          <w:sz w:val="18"/>
+          <w:szCs w:val="18"/>
+        </w:rPr>
+        <w:t xml:space="preserve">        break</w:t>
+      </w:r>
+    </w:p>
+    <w:p>
+      <w:pPr>
+        <w:spacing w:after="0"/>
+      </w:pPr>
+      <w:r>
+        <w:rPr>
+          <w:rFonts w:ascii="Courier New" w:cs="Courier New" w:eastAsia="Courier New" w:hAnsi="Courier New"/>
+          <w:sz w:val="18"/>
+          <w:szCs w:val="18"/>
+        </w:rPr>
+        <w:t xml:space="preserve">    print(p, end=' ')</w:t>
+      </w:r>
+    </w:p>
+    <w:p>
+      <w:pPr>
+        <w:spacing w:after="0"/>
+      </w:pPr>
+      <w:r>
+        <w:rPr>
+          <w:rFonts w:ascii="Courier New" w:cs="Courier New" w:eastAsia="Courier New" w:hAnsi="Courier New"/>
+          <w:sz w:val="18"/>
+          <w:szCs w:val="18"/>
+        </w:rPr>
+        <w:t xml:space="preserve">    p = p * 2</w:t>
+      </w:r>
+    </w:p>
+    <w:p>
+      <w:pPr>
+        <w:keepNext/>
+        <w:spacing w:after="20" w:before="60"/>
+      </w:pPr>
+      <w:r>
+        <w:rPr>
+          <w:rFonts w:ascii="Times New Roman" w:cs="Times New Roman" w:eastAsia="Times New Roman" w:hAnsi="Times New Roman"/>
+          <w:i/>
+          <w:iCs/>
+          <w:sz w:val="20"/>
+          <w:szCs w:val="20"/>
+        </w:rPr>
+        <w:t xml:space="preserve">2-шешім — while циклі</w:t>
+      </w:r>
+    </w:p>
+    <w:p>
+      <w:pPr>
         <w:spacing w:after="0"/>
       </w:pPr>
       <w:r>
@@ -3030,6 +3574,103 @@
     </w:p>
     <w:p>
       <w:pPr>
+        <w:keepNext/>
+        <w:spacing w:after="20" w:before="60"/>
+      </w:pPr>
+      <w:r>
+        <w:rPr>
+          <w:rFonts w:ascii="Times New Roman" w:cs="Times New Roman" w:eastAsia="Times New Roman" w:hAnsi="Times New Roman"/>
+          <w:i/>
+          <w:iCs/>
+          <w:sz w:val="20"/>
+          <w:szCs w:val="20"/>
+        </w:rPr>
+        <w:t xml:space="preserve">1-шешім — for циклі</w:t>
+      </w:r>
+    </w:p>
+    <w:p>
+      <w:pPr>
+        <w:spacing w:after="0"/>
+      </w:pPr>
+      <w:r>
+        <w:rPr>
+          <w:rFonts w:ascii="Courier New" w:cs="Courier New" w:eastAsia="Courier New" w:hAnsi="Courier New"/>
+          <w:sz w:val="18"/>
+          <w:szCs w:val="18"/>
+        </w:rPr>
+        <w:t xml:space="preserve">n = int(input())</w:t>
+      </w:r>
+    </w:p>
+    <w:p>
+      <w:pPr>
+        <w:spacing w:after="0"/>
+      </w:pPr>
+      <w:r>
+        <w:rPr>
+          <w:rFonts w:ascii="Courier New" w:cs="Courier New" w:eastAsia="Courier New" w:hAnsi="Courier New"/>
+          <w:sz w:val="18"/>
+          <w:szCs w:val="18"/>
+        </w:rPr>
+        <w:t xml:space="preserve">for d in range(2, n + 1):</w:t>
+      </w:r>
+    </w:p>
+    <w:p>
+      <w:pPr>
+        <w:spacing w:after="0"/>
+      </w:pPr>
+      <w:r>
+        <w:rPr>
+          <w:rFonts w:ascii="Courier New" w:cs="Courier New" w:eastAsia="Courier New" w:hAnsi="Courier New"/>
+          <w:sz w:val="18"/>
+          <w:szCs w:val="18"/>
+        </w:rPr>
+        <w:t xml:space="preserve">    if n % d == 0:</w:t>
+      </w:r>
+    </w:p>
+    <w:p>
+      <w:pPr>
+        <w:spacing w:after="0"/>
+      </w:pPr>
+      <w:r>
+        <w:rPr>
+          <w:rFonts w:ascii="Courier New" w:cs="Courier New" w:eastAsia="Courier New" w:hAnsi="Courier New"/>
+          <w:sz w:val="18"/>
+          <w:szCs w:val="18"/>
+        </w:rPr>
+        <w:t xml:space="preserve">        print(d)</w:t>
+      </w:r>
+    </w:p>
+    <w:p>
+      <w:pPr>
+        <w:spacing w:after="0"/>
+      </w:pPr>
+      <w:r>
+        <w:rPr>
+          <w:rFonts w:ascii="Courier New" w:cs="Courier New" w:eastAsia="Courier New" w:hAnsi="Courier New"/>
+          <w:sz w:val="18"/>
+          <w:szCs w:val="18"/>
+        </w:rPr>
+        <w:t xml:space="preserve">        break</w:t>
+      </w:r>
+    </w:p>
+    <w:p>
+      <w:pPr>
+        <w:keepNext/>
+        <w:spacing w:after="20" w:before="60"/>
+      </w:pPr>
+      <w:r>
+        <w:rPr>
+          <w:rFonts w:ascii="Times New Roman" w:cs="Times New Roman" w:eastAsia="Times New Roman" w:hAnsi="Times New Roman"/>
+          <w:i/>
+          <w:iCs/>
+          <w:sz w:val="20"/>
+          <w:szCs w:val="20"/>
+        </w:rPr>
+        <w:t xml:space="preserve">2-шешім — while циклі</w:t>
+      </w:r>
+    </w:p>
+    <w:p>
+      <w:pPr>
         <w:spacing w:after="0"/>
       </w:pPr>
       <w:r>
@@ -3119,6 +3760,22 @@
     </w:p>
     <w:p>
       <w:pPr>
+        <w:keepNext/>
+        <w:spacing w:after="20" w:before="60"/>
+      </w:pPr>
+      <w:r>
+        <w:rPr>
+          <w:rFonts w:ascii="Times New Roman" w:cs="Times New Roman" w:eastAsia="Times New Roman" w:hAnsi="Times New Roman"/>
+          <w:i/>
+          <w:iCs/>
+          <w:sz w:val="20"/>
+          <w:szCs w:val="20"/>
+        </w:rPr>
+        <w:t xml:space="preserve">1-шешім — for циклі</w:t>
+      </w:r>
+    </w:p>
+    <w:p>
+      <w:pPr>
         <w:spacing w:after="0"/>
       </w:pPr>
       <w:r>
@@ -3232,6 +3889,178 @@
           <w:szCs w:val="18"/>
         </w:rPr>
         <w:t xml:space="preserve">        mx = x</w:t>
+      </w:r>
+    </w:p>
+    <w:p>
+      <w:pPr>
+        <w:spacing w:after="0"/>
+      </w:pPr>
+      <w:r>
+        <w:rPr>
+          <w:rFonts w:ascii="Courier New" w:cs="Courier New" w:eastAsia="Courier New" w:hAnsi="Courier New"/>
+          <w:sz w:val="18"/>
+          <w:szCs w:val="18"/>
+        </w:rPr>
+        <w:t xml:space="preserve">print(mn, mx)</w:t>
+      </w:r>
+    </w:p>
+    <w:p>
+      <w:pPr>
+        <w:keepNext/>
+        <w:spacing w:after="20" w:before="60"/>
+      </w:pPr>
+      <w:r>
+        <w:rPr>
+          <w:rFonts w:ascii="Times New Roman" w:cs="Times New Roman" w:eastAsia="Times New Roman" w:hAnsi="Times New Roman"/>
+          <w:i/>
+          <w:iCs/>
+          <w:sz w:val="20"/>
+          <w:szCs w:val="20"/>
+        </w:rPr>
+        <w:t xml:space="preserve">2-шешім — while циклі</w:t>
+      </w:r>
+    </w:p>
+    <w:p>
+      <w:pPr>
+        <w:spacing w:after="0"/>
+      </w:pPr>
+      <w:r>
+        <w:rPr>
+          <w:rFonts w:ascii="Courier New" w:cs="Courier New" w:eastAsia="Courier New" w:hAnsi="Courier New"/>
+          <w:sz w:val="18"/>
+          <w:szCs w:val="18"/>
+        </w:rPr>
+        <w:t xml:space="preserve">n = int(input())</w:t>
+      </w:r>
+    </w:p>
+    <w:p>
+      <w:pPr>
+        <w:spacing w:after="0"/>
+      </w:pPr>
+      <w:r>
+        <w:rPr>
+          <w:rFonts w:ascii="Courier New" w:cs="Courier New" w:eastAsia="Courier New" w:hAnsi="Courier New"/>
+          <w:sz w:val="18"/>
+          <w:szCs w:val="18"/>
+        </w:rPr>
+        <w:t xml:space="preserve">a = list(map(int, input().split()))</w:t>
+      </w:r>
+    </w:p>
+    <w:p>
+      <w:pPr>
+        <w:spacing w:after="0"/>
+      </w:pPr>
+      <w:r>
+        <w:rPr>
+          <w:rFonts w:ascii="Courier New" w:cs="Courier New" w:eastAsia="Courier New" w:hAnsi="Courier New"/>
+          <w:sz w:val="18"/>
+          <w:szCs w:val="18"/>
+        </w:rPr>
+        <w:t xml:space="preserve">mn = a[0]</w:t>
+      </w:r>
+    </w:p>
+    <w:p>
+      <w:pPr>
+        <w:spacing w:after="0"/>
+      </w:pPr>
+      <w:r>
+        <w:rPr>
+          <w:rFonts w:ascii="Courier New" w:cs="Courier New" w:eastAsia="Courier New" w:hAnsi="Courier New"/>
+          <w:sz w:val="18"/>
+          <w:szCs w:val="18"/>
+        </w:rPr>
+        <w:t xml:space="preserve">mx = a[0]</w:t>
+      </w:r>
+    </w:p>
+    <w:p>
+      <w:pPr>
+        <w:spacing w:after="0"/>
+      </w:pPr>
+      <w:r>
+        <w:rPr>
+          <w:rFonts w:ascii="Courier New" w:cs="Courier New" w:eastAsia="Courier New" w:hAnsi="Courier New"/>
+          <w:sz w:val="18"/>
+          <w:szCs w:val="18"/>
+        </w:rPr>
+        <w:t xml:space="preserve">i = 1</w:t>
+      </w:r>
+    </w:p>
+    <w:p>
+      <w:pPr>
+        <w:spacing w:after="0"/>
+      </w:pPr>
+      <w:r>
+        <w:rPr>
+          <w:rFonts w:ascii="Courier New" w:cs="Courier New" w:eastAsia="Courier New" w:hAnsi="Courier New"/>
+          <w:sz w:val="18"/>
+          <w:szCs w:val="18"/>
+        </w:rPr>
+        <w:t xml:space="preserve">while i &lt; n:</w:t>
+      </w:r>
+    </w:p>
+    <w:p>
+      <w:pPr>
+        <w:spacing w:after="0"/>
+      </w:pPr>
+      <w:r>
+        <w:rPr>
+          <w:rFonts w:ascii="Courier New" w:cs="Courier New" w:eastAsia="Courier New" w:hAnsi="Courier New"/>
+          <w:sz w:val="18"/>
+          <w:szCs w:val="18"/>
+        </w:rPr>
+        <w:t xml:space="preserve">    if a[i] &lt; mn:</w:t>
+      </w:r>
+    </w:p>
+    <w:p>
+      <w:pPr>
+        <w:spacing w:after="0"/>
+      </w:pPr>
+      <w:r>
+        <w:rPr>
+          <w:rFonts w:ascii="Courier New" w:cs="Courier New" w:eastAsia="Courier New" w:hAnsi="Courier New"/>
+          <w:sz w:val="18"/>
+          <w:szCs w:val="18"/>
+        </w:rPr>
+        <w:t xml:space="preserve">        mn = a[i]</w:t>
+      </w:r>
+    </w:p>
+    <w:p>
+      <w:pPr>
+        <w:spacing w:after="0"/>
+      </w:pPr>
+      <w:r>
+        <w:rPr>
+          <w:rFonts w:ascii="Courier New" w:cs="Courier New" w:eastAsia="Courier New" w:hAnsi="Courier New"/>
+          <w:sz w:val="18"/>
+          <w:szCs w:val="18"/>
+        </w:rPr>
+        <w:t xml:space="preserve">    if a[i] &gt; mx:</w:t>
+      </w:r>
+    </w:p>
+    <w:p>
+      <w:pPr>
+        <w:spacing w:after="0"/>
+      </w:pPr>
+      <w:r>
+        <w:rPr>
+          <w:rFonts w:ascii="Courier New" w:cs="Courier New" w:eastAsia="Courier New" w:hAnsi="Courier New"/>
+          <w:sz w:val="18"/>
+          <w:szCs w:val="18"/>
+        </w:rPr>
+        <w:t xml:space="preserve">        mx = a[i]</w:t>
+      </w:r>
+    </w:p>
+    <w:p>
+      <w:pPr>
+        <w:spacing w:after="0"/>
+      </w:pPr>
+      <w:r>
+        <w:rPr>
+          <w:rFonts w:ascii="Courier New" w:cs="Courier New" w:eastAsia="Courier New" w:hAnsi="Courier New"/>
+          <w:sz w:val="18"/>
+          <w:szCs w:val="18"/>
+        </w:rPr>
+        <w:t xml:space="preserve">    i = i + 1</w:t>
       </w:r>
     </w:p>
     <w:p>
@@ -3273,6 +4102,22 @@
     </w:p>
     <w:p>
       <w:pPr>
+        <w:keepNext/>
+        <w:spacing w:after="20" w:before="60"/>
+      </w:pPr>
+      <w:r>
+        <w:rPr>
+          <w:rFonts w:ascii="Times New Roman" w:cs="Times New Roman" w:eastAsia="Times New Roman" w:hAnsi="Times New Roman"/>
+          <w:i/>
+          <w:iCs/>
+          <w:sz w:val="20"/>
+          <w:szCs w:val="20"/>
+        </w:rPr>
+        <w:t xml:space="preserve">1-шешім — for циклі</w:t>
+      </w:r>
+    </w:p>
+    <w:p>
+      <w:pPr>
         <w:spacing w:after="0"/>
       </w:pPr>
       <w:r>
@@ -3347,6 +4192,87 @@
           <w:szCs w:val="18"/>
         </w:rPr>
         <w:t xml:space="preserve">        break</w:t>
+      </w:r>
+    </w:p>
+    <w:p>
+      <w:pPr>
+        <w:keepNext/>
+        <w:spacing w:after="20" w:before="60"/>
+      </w:pPr>
+      <w:r>
+        <w:rPr>
+          <w:rFonts w:ascii="Times New Roman" w:cs="Times New Roman" w:eastAsia="Times New Roman" w:hAnsi="Times New Roman"/>
+          <w:i/>
+          <w:iCs/>
+          <w:sz w:val="20"/>
+          <w:szCs w:val="20"/>
+        </w:rPr>
+        <w:t xml:space="preserve">2-шешім — while циклі</w:t>
+      </w:r>
+    </w:p>
+    <w:p>
+      <w:pPr>
+        <w:spacing w:after="0"/>
+      </w:pPr>
+      <w:r>
+        <w:rPr>
+          <w:rFonts w:ascii="Courier New" w:cs="Courier New" w:eastAsia="Courier New" w:hAnsi="Courier New"/>
+          <w:sz w:val="18"/>
+          <w:szCs w:val="18"/>
+        </w:rPr>
+        <w:t xml:space="preserve">s, p = map(int, input().split())</w:t>
+      </w:r>
+    </w:p>
+    <w:p>
+      <w:pPr>
+        <w:spacing w:after="0"/>
+      </w:pPr>
+      <w:r>
+        <w:rPr>
+          <w:rFonts w:ascii="Courier New" w:cs="Courier New" w:eastAsia="Courier New" w:hAnsi="Courier New"/>
+          <w:sz w:val="18"/>
+          <w:szCs w:val="18"/>
+        </w:rPr>
+        <w:t xml:space="preserve">x = 1</w:t>
+      </w:r>
+    </w:p>
+    <w:p>
+      <w:pPr>
+        <w:spacing w:after="0"/>
+      </w:pPr>
+      <w:r>
+        <w:rPr>
+          <w:rFonts w:ascii="Courier New" w:cs="Courier New" w:eastAsia="Courier New" w:hAnsi="Courier New"/>
+          <w:sz w:val="18"/>
+          <w:szCs w:val="18"/>
+        </w:rPr>
+        <w:t xml:space="preserve">while x * (s - x) != p or x &gt; s - x:</w:t>
+      </w:r>
+    </w:p>
+    <w:p>
+      <w:pPr>
+        <w:spacing w:after="0"/>
+      </w:pPr>
+      <w:r>
+        <w:rPr>
+          <w:rFonts w:ascii="Courier New" w:cs="Courier New" w:eastAsia="Courier New" w:hAnsi="Courier New"/>
+          <w:sz w:val="18"/>
+          <w:szCs w:val="18"/>
+        </w:rPr>
+        <w:t xml:space="preserve">    x = x + 1</w:t>
+      </w:r>
+    </w:p>
+    <w:p>
+      <w:pPr>
+        <w:spacing w:after="0"/>
+      </w:pPr>
+      <w:r>
+        <w:rPr>
+          <w:rFonts w:ascii="Courier New" w:cs="Courier New" w:eastAsia="Courier New" w:hAnsi="Courier New"/>
+          <w:sz w:val="18"/>
+          <w:szCs w:val="18"/>
+        </w:rPr>
+        <w:t xml:space="preserve">print(x, s - x)</w:t>
       </w:r>
     </w:p>
     <w:p>
@@ -3375,6 +4301,22 @@
     </w:p>
     <w:p>
       <w:pPr>
+        <w:keepNext/>
+        <w:spacing w:after="20" w:before="60"/>
+      </w:pPr>
+      <w:r>
+        <w:rPr>
+          <w:rFonts w:ascii="Times New Roman" w:cs="Times New Roman" w:eastAsia="Times New Roman" w:hAnsi="Times New Roman"/>
+          <w:i/>
+          <w:iCs/>
+          <w:sz w:val="20"/>
+          <w:szCs w:val="20"/>
+        </w:rPr>
+        <w:t xml:space="preserve">1-шешім — for циклі</w:t>
+      </w:r>
+    </w:p>
+    <w:p>
+      <w:pPr>
         <w:spacing w:after="0"/>
       </w:pPr>
       <w:r>
@@ -3501,6 +4443,191 @@
           <w:szCs w:val="18"/>
         </w:rPr>
         <w:t xml:space="preserve">        cur = 0</w:t>
+      </w:r>
+    </w:p>
+    <w:p>
+      <w:pPr>
+        <w:spacing w:after="0"/>
+      </w:pPr>
+      <w:r>
+        <w:rPr>
+          <w:rFonts w:ascii="Courier New" w:cs="Courier New" w:eastAsia="Courier New" w:hAnsi="Courier New"/>
+          <w:sz w:val="18"/>
+          <w:szCs w:val="18"/>
+        </w:rPr>
+        <w:t xml:space="preserve">print(best)</w:t>
+      </w:r>
+    </w:p>
+    <w:p>
+      <w:pPr>
+        <w:keepNext/>
+        <w:spacing w:after="20" w:before="60"/>
+      </w:pPr>
+      <w:r>
+        <w:rPr>
+          <w:rFonts w:ascii="Times New Roman" w:cs="Times New Roman" w:eastAsia="Times New Roman" w:hAnsi="Times New Roman"/>
+          <w:i/>
+          <w:iCs/>
+          <w:sz w:val="20"/>
+          <w:szCs w:val="20"/>
+        </w:rPr>
+        <w:t xml:space="preserve">2-шешім — while циклі</w:t>
+      </w:r>
+    </w:p>
+    <w:p>
+      <w:pPr>
+        <w:spacing w:after="0"/>
+      </w:pPr>
+      <w:r>
+        <w:rPr>
+          <w:rFonts w:ascii="Courier New" w:cs="Courier New" w:eastAsia="Courier New" w:hAnsi="Courier New"/>
+          <w:sz w:val="18"/>
+          <w:szCs w:val="18"/>
+        </w:rPr>
+        <w:t xml:space="preserve">t = input()</w:t>
+      </w:r>
+    </w:p>
+    <w:p>
+      <w:pPr>
+        <w:spacing w:after="0"/>
+      </w:pPr>
+      <w:r>
+        <w:rPr>
+          <w:rFonts w:ascii="Courier New" w:cs="Courier New" w:eastAsia="Courier New" w:hAnsi="Courier New"/>
+          <w:sz w:val="18"/>
+          <w:szCs w:val="18"/>
+        </w:rPr>
+        <w:t xml:space="preserve">best = 0</w:t>
+      </w:r>
+    </w:p>
+    <w:p>
+      <w:pPr>
+        <w:spacing w:after="0"/>
+      </w:pPr>
+      <w:r>
+        <w:rPr>
+          <w:rFonts w:ascii="Courier New" w:cs="Courier New" w:eastAsia="Courier New" w:hAnsi="Courier New"/>
+          <w:sz w:val="18"/>
+          <w:szCs w:val="18"/>
+        </w:rPr>
+        <w:t xml:space="preserve">cur = 0</w:t>
+      </w:r>
+    </w:p>
+    <w:p>
+      <w:pPr>
+        <w:spacing w:after="0"/>
+      </w:pPr>
+      <w:r>
+        <w:rPr>
+          <w:rFonts w:ascii="Courier New" w:cs="Courier New" w:eastAsia="Courier New" w:hAnsi="Courier New"/>
+          <w:sz w:val="18"/>
+          <w:szCs w:val="18"/>
+        </w:rPr>
+        <w:t xml:space="preserve">i = 0</w:t>
+      </w:r>
+    </w:p>
+    <w:p>
+      <w:pPr>
+        <w:spacing w:after="0"/>
+      </w:pPr>
+      <w:r>
+        <w:rPr>
+          <w:rFonts w:ascii="Courier New" w:cs="Courier New" w:eastAsia="Courier New" w:hAnsi="Courier New"/>
+          <w:sz w:val="18"/>
+          <w:szCs w:val="18"/>
+        </w:rPr>
+        <w:t xml:space="preserve">while i &lt; len(t):</w:t>
+      </w:r>
+    </w:p>
+    <w:p>
+      <w:pPr>
+        <w:spacing w:after="0"/>
+      </w:pPr>
+      <w:r>
+        <w:rPr>
+          <w:rFonts w:ascii="Courier New" w:cs="Courier New" w:eastAsia="Courier New" w:hAnsi="Courier New"/>
+          <w:sz w:val="18"/>
+          <w:szCs w:val="18"/>
+        </w:rPr>
+        <w:t xml:space="preserve">    if t[i] == '0':</w:t>
+      </w:r>
+    </w:p>
+    <w:p>
+      <w:pPr>
+        <w:spacing w:after="0"/>
+      </w:pPr>
+      <w:r>
+        <w:rPr>
+          <w:rFonts w:ascii="Courier New" w:cs="Courier New" w:eastAsia="Courier New" w:hAnsi="Courier New"/>
+          <w:sz w:val="18"/>
+          <w:szCs w:val="18"/>
+        </w:rPr>
+        <w:t xml:space="preserve">        cur = cur + 1</w:t>
+      </w:r>
+    </w:p>
+    <w:p>
+      <w:pPr>
+        <w:spacing w:after="0"/>
+      </w:pPr>
+      <w:r>
+        <w:rPr>
+          <w:rFonts w:ascii="Courier New" w:cs="Courier New" w:eastAsia="Courier New" w:hAnsi="Courier New"/>
+          <w:sz w:val="18"/>
+          <w:szCs w:val="18"/>
+        </w:rPr>
+        <w:t xml:space="preserve">        if cur &gt; best:</w:t>
+      </w:r>
+    </w:p>
+    <w:p>
+      <w:pPr>
+        <w:spacing w:after="0"/>
+      </w:pPr>
+      <w:r>
+        <w:rPr>
+          <w:rFonts w:ascii="Courier New" w:cs="Courier New" w:eastAsia="Courier New" w:hAnsi="Courier New"/>
+          <w:sz w:val="18"/>
+          <w:szCs w:val="18"/>
+        </w:rPr>
+        <w:t xml:space="preserve">            best = cur</w:t>
+      </w:r>
+    </w:p>
+    <w:p>
+      <w:pPr>
+        <w:spacing w:after="0"/>
+      </w:pPr>
+      <w:r>
+        <w:rPr>
+          <w:rFonts w:ascii="Courier New" w:cs="Courier New" w:eastAsia="Courier New" w:hAnsi="Courier New"/>
+          <w:sz w:val="18"/>
+          <w:szCs w:val="18"/>
+        </w:rPr>
+        <w:t xml:space="preserve">    else:</w:t>
+      </w:r>
+    </w:p>
+    <w:p>
+      <w:pPr>
+        <w:spacing w:after="0"/>
+      </w:pPr>
+      <w:r>
+        <w:rPr>
+          <w:rFonts w:ascii="Courier New" w:cs="Courier New" w:eastAsia="Courier New" w:hAnsi="Courier New"/>
+          <w:sz w:val="18"/>
+          <w:szCs w:val="18"/>
+        </w:rPr>
+        <w:t xml:space="preserve">        cur = 0</w:t>
+      </w:r>
+    </w:p>
+    <w:p>
+      <w:pPr>
+        <w:spacing w:after="0"/>
+      </w:pPr>
+      <w:r>
+        <w:rPr>
+          <w:rFonts w:ascii="Courier New" w:cs="Courier New" w:eastAsia="Courier New" w:hAnsi="Courier New"/>
+          <w:sz w:val="18"/>
+          <w:szCs w:val="18"/>
+        </w:rPr>
+        <w:t xml:space="preserve">    i = i + 1</w:t>
       </w:r>
     </w:p>
     <w:p>
@@ -3542,6 +4669,22 @@
     </w:p>
     <w:p>
       <w:pPr>
+        <w:keepNext/>
+        <w:spacing w:after="20" w:before="60"/>
+      </w:pPr>
+      <w:r>
+        <w:rPr>
+          <w:rFonts w:ascii="Times New Roman" w:cs="Times New Roman" w:eastAsia="Times New Roman" w:hAnsi="Times New Roman"/>
+          <w:i/>
+          <w:iCs/>
+          <w:sz w:val="20"/>
+          <w:szCs w:val="20"/>
+        </w:rPr>
+        <w:t xml:space="preserve">1-шешім — for циклі</w:t>
+      </w:r>
+    </w:p>
+    <w:p>
+      <w:pPr>
         <w:spacing w:after="0"/>
       </w:pPr>
       <w:r>
@@ -3707,6 +4850,256 @@
           <w:szCs w:val="18"/>
         </w:rPr>
         <w:t xml:space="preserve">    p = p * a[k]</w:t>
+      </w:r>
+    </w:p>
+    <w:p>
+      <w:pPr>
+        <w:spacing w:after="0"/>
+      </w:pPr>
+      <w:r>
+        <w:rPr>
+          <w:rFonts w:ascii="Courier New" w:cs="Courier New" w:eastAsia="Courier New" w:hAnsi="Courier New"/>
+          <w:sz w:val="18"/>
+          <w:szCs w:val="18"/>
+        </w:rPr>
+        <w:t xml:space="preserve">print(s, p)</w:t>
+      </w:r>
+    </w:p>
+    <w:p>
+      <w:pPr>
+        <w:keepNext/>
+        <w:spacing w:after="20" w:before="60"/>
+      </w:pPr>
+      <w:r>
+        <w:rPr>
+          <w:rFonts w:ascii="Times New Roman" w:cs="Times New Roman" w:eastAsia="Times New Roman" w:hAnsi="Times New Roman"/>
+          <w:i/>
+          <w:iCs/>
+          <w:sz w:val="20"/>
+          <w:szCs w:val="20"/>
+        </w:rPr>
+        <w:t xml:space="preserve">2-шешім — while циклі</w:t>
+      </w:r>
+    </w:p>
+    <w:p>
+      <w:pPr>
+        <w:spacing w:after="0"/>
+      </w:pPr>
+      <w:r>
+        <w:rPr>
+          <w:rFonts w:ascii="Courier New" w:cs="Courier New" w:eastAsia="Courier New" w:hAnsi="Courier New"/>
+          <w:sz w:val="18"/>
+          <w:szCs w:val="18"/>
+        </w:rPr>
+        <w:t xml:space="preserve">n = int(input())</w:t>
+      </w:r>
+    </w:p>
+    <w:p>
+      <w:pPr>
+        <w:spacing w:after="0"/>
+      </w:pPr>
+      <w:r>
+        <w:rPr>
+          <w:rFonts w:ascii="Courier New" w:cs="Courier New" w:eastAsia="Courier New" w:hAnsi="Courier New"/>
+          <w:sz w:val="18"/>
+          <w:szCs w:val="18"/>
+        </w:rPr>
+        <w:t xml:space="preserve">a = list(map(int, input().split()))</w:t>
+      </w:r>
+    </w:p>
+    <w:p>
+      <w:pPr>
+        <w:spacing w:after="0"/>
+      </w:pPr>
+      <w:r>
+        <w:rPr>
+          <w:rFonts w:ascii="Courier New" w:cs="Courier New" w:eastAsia="Courier New" w:hAnsi="Courier New"/>
+          <w:sz w:val="18"/>
+          <w:szCs w:val="18"/>
+        </w:rPr>
+        <w:t xml:space="preserve">s = 0</w:t>
+      </w:r>
+    </w:p>
+    <w:p>
+      <w:pPr>
+        <w:spacing w:after="0"/>
+      </w:pPr>
+      <w:r>
+        <w:rPr>
+          <w:rFonts w:ascii="Courier New" w:cs="Courier New" w:eastAsia="Courier New" w:hAnsi="Courier New"/>
+          <w:sz w:val="18"/>
+          <w:szCs w:val="18"/>
+        </w:rPr>
+        <w:t xml:space="preserve">k = 0</w:t>
+      </w:r>
+    </w:p>
+    <w:p>
+      <w:pPr>
+        <w:spacing w:after="0"/>
+      </w:pPr>
+      <w:r>
+        <w:rPr>
+          <w:rFonts w:ascii="Courier New" w:cs="Courier New" w:eastAsia="Courier New" w:hAnsi="Courier New"/>
+          <w:sz w:val="18"/>
+          <w:szCs w:val="18"/>
+        </w:rPr>
+        <w:t xml:space="preserve">while k &lt; n:</w:t>
+      </w:r>
+    </w:p>
+    <w:p>
+      <w:pPr>
+        <w:spacing w:after="0"/>
+      </w:pPr>
+      <w:r>
+        <w:rPr>
+          <w:rFonts w:ascii="Courier New" w:cs="Courier New" w:eastAsia="Courier New" w:hAnsi="Courier New"/>
+          <w:sz w:val="18"/>
+          <w:szCs w:val="18"/>
+        </w:rPr>
+        <w:t xml:space="preserve">    if a[k] &gt; 0:</w:t>
+      </w:r>
+    </w:p>
+    <w:p>
+      <w:pPr>
+        <w:spacing w:after="0"/>
+      </w:pPr>
+      <w:r>
+        <w:rPr>
+          <w:rFonts w:ascii="Courier New" w:cs="Courier New" w:eastAsia="Courier New" w:hAnsi="Courier New"/>
+          <w:sz w:val="18"/>
+          <w:szCs w:val="18"/>
+        </w:rPr>
+        <w:t xml:space="preserve">        s = s + a[k]</w:t>
+      </w:r>
+    </w:p>
+    <w:p>
+      <w:pPr>
+        <w:spacing w:after="0"/>
+      </w:pPr>
+      <w:r>
+        <w:rPr>
+          <w:rFonts w:ascii="Courier New" w:cs="Courier New" w:eastAsia="Courier New" w:hAnsi="Courier New"/>
+          <w:sz w:val="18"/>
+          <w:szCs w:val="18"/>
+        </w:rPr>
+        <w:t xml:space="preserve">    k = k + 1</w:t>
+      </w:r>
+    </w:p>
+    <w:p>
+      <w:pPr>
+        <w:spacing w:after="0"/>
+      </w:pPr>
+      <w:r>
+        <w:rPr>
+          <w:rFonts w:ascii="Courier New" w:cs="Courier New" w:eastAsia="Courier New" w:hAnsi="Courier New"/>
+          <w:sz w:val="18"/>
+          <w:szCs w:val="18"/>
+        </w:rPr>
+        <w:t xml:space="preserve">i = a.index(min(a))</w:t>
+      </w:r>
+    </w:p>
+    <w:p>
+      <w:pPr>
+        <w:spacing w:after="0"/>
+      </w:pPr>
+      <w:r>
+        <w:rPr>
+          <w:rFonts w:ascii="Courier New" w:cs="Courier New" w:eastAsia="Courier New" w:hAnsi="Courier New"/>
+          <w:sz w:val="18"/>
+          <w:szCs w:val="18"/>
+        </w:rPr>
+        <w:t xml:space="preserve">j = a.index(max(a))</w:t>
+      </w:r>
+    </w:p>
+    <w:p>
+      <w:pPr>
+        <w:spacing w:after="0"/>
+      </w:pPr>
+      <w:r>
+        <w:rPr>
+          <w:rFonts w:ascii="Courier New" w:cs="Courier New" w:eastAsia="Courier New" w:hAnsi="Courier New"/>
+          <w:sz w:val="18"/>
+          <w:szCs w:val="18"/>
+        </w:rPr>
+        <w:t xml:space="preserve">if i &gt; j:</w:t>
+      </w:r>
+    </w:p>
+    <w:p>
+      <w:pPr>
+        <w:spacing w:after="0"/>
+      </w:pPr>
+      <w:r>
+        <w:rPr>
+          <w:rFonts w:ascii="Courier New" w:cs="Courier New" w:eastAsia="Courier New" w:hAnsi="Courier New"/>
+          <w:sz w:val="18"/>
+          <w:szCs w:val="18"/>
+        </w:rPr>
+        <w:t xml:space="preserve">    i, j = j, i</w:t>
+      </w:r>
+    </w:p>
+    <w:p>
+      <w:pPr>
+        <w:spacing w:after="0"/>
+      </w:pPr>
+      <w:r>
+        <w:rPr>
+          <w:rFonts w:ascii="Courier New" w:cs="Courier New" w:eastAsia="Courier New" w:hAnsi="Courier New"/>
+          <w:sz w:val="18"/>
+          <w:szCs w:val="18"/>
+        </w:rPr>
+        <w:t xml:space="preserve">p = 1</w:t>
+      </w:r>
+    </w:p>
+    <w:p>
+      <w:pPr>
+        <w:spacing w:after="0"/>
+      </w:pPr>
+      <w:r>
+        <w:rPr>
+          <w:rFonts w:ascii="Courier New" w:cs="Courier New" w:eastAsia="Courier New" w:hAnsi="Courier New"/>
+          <w:sz w:val="18"/>
+          <w:szCs w:val="18"/>
+        </w:rPr>
+        <w:t xml:space="preserve">k = i + 1</w:t>
+      </w:r>
+    </w:p>
+    <w:p>
+      <w:pPr>
+        <w:spacing w:after="0"/>
+      </w:pPr>
+      <w:r>
+        <w:rPr>
+          <w:rFonts w:ascii="Courier New" w:cs="Courier New" w:eastAsia="Courier New" w:hAnsi="Courier New"/>
+          <w:sz w:val="18"/>
+          <w:szCs w:val="18"/>
+        </w:rPr>
+        <w:t xml:space="preserve">while k &lt; j:</w:t>
+      </w:r>
+    </w:p>
+    <w:p>
+      <w:pPr>
+        <w:spacing w:after="0"/>
+      </w:pPr>
+      <w:r>
+        <w:rPr>
+          <w:rFonts w:ascii="Courier New" w:cs="Courier New" w:eastAsia="Courier New" w:hAnsi="Courier New"/>
+          <w:sz w:val="18"/>
+          <w:szCs w:val="18"/>
+        </w:rPr>
+        <w:t xml:space="preserve">    p = p * a[k]</w:t>
+      </w:r>
+    </w:p>
+    <w:p>
+      <w:pPr>
+        <w:spacing w:after="0"/>
+      </w:pPr>
+      <w:r>
+        <w:rPr>
+          <w:rFonts w:ascii="Courier New" w:cs="Courier New" w:eastAsia="Courier New" w:hAnsi="Courier New"/>
+          <w:sz w:val="18"/>
+          <w:szCs w:val="18"/>
+        </w:rPr>
+        <w:t xml:space="preserve">    k = k + 1</w:t>
       </w:r>
     </w:p>
     <w:p>
@@ -3748,6 +5141,22 @@
     </w:p>
     <w:p>
       <w:pPr>
+        <w:keepNext/>
+        <w:spacing w:after="20" w:before="60"/>
+      </w:pPr>
+      <w:r>
+        <w:rPr>
+          <w:rFonts w:ascii="Times New Roman" w:cs="Times New Roman" w:eastAsia="Times New Roman" w:hAnsi="Times New Roman"/>
+          <w:i/>
+          <w:iCs/>
+          <w:sz w:val="20"/>
+          <w:szCs w:val="20"/>
+        </w:rPr>
+        <w:t xml:space="preserve">1-шешім — for циклі</w:t>
+      </w:r>
+    </w:p>
+    <w:p>
+      <w:pPr>
         <w:spacing w:after="0"/>
       </w:pPr>
       <w:r>
@@ -3926,6 +5335,217 @@
           <w:szCs w:val="18"/>
         </w:rPr>
         <w:t xml:space="preserve">        break</w:t>
+      </w:r>
+    </w:p>
+    <w:p>
+      <w:pPr>
+        <w:keepNext/>
+        <w:spacing w:after="20" w:before="60"/>
+      </w:pPr>
+      <w:r>
+        <w:rPr>
+          <w:rFonts w:ascii="Times New Roman" w:cs="Times New Roman" w:eastAsia="Times New Roman" w:hAnsi="Times New Roman"/>
+          <w:i/>
+          <w:iCs/>
+          <w:sz w:val="20"/>
+          <w:szCs w:val="20"/>
+        </w:rPr>
+        <w:t xml:space="preserve">2-шешім — while циклі</w:t>
+      </w:r>
+    </w:p>
+    <w:p>
+      <w:pPr>
+        <w:spacing w:after="0"/>
+      </w:pPr>
+      <w:r>
+        <w:rPr>
+          <w:rFonts w:ascii="Courier New" w:cs="Courier New" w:eastAsia="Courier New" w:hAnsi="Courier New"/>
+          <w:sz w:val="18"/>
+          <w:szCs w:val="18"/>
+        </w:rPr>
+        <w:t xml:space="preserve">n = int(input())</w:t>
+      </w:r>
+    </w:p>
+    <w:p>
+      <w:pPr>
+        <w:spacing w:after="0"/>
+      </w:pPr>
+      <w:r>
+        <w:rPr>
+          <w:rFonts w:ascii="Courier New" w:cs="Courier New" w:eastAsia="Courier New" w:hAnsi="Courier New"/>
+          <w:sz w:val="18"/>
+          <w:szCs w:val="18"/>
+        </w:rPr>
+        <w:t xml:space="preserve">a = 2</w:t>
+      </w:r>
+    </w:p>
+    <w:p>
+      <w:pPr>
+        <w:spacing w:after="0"/>
+      </w:pPr>
+      <w:r>
+        <w:rPr>
+          <w:rFonts w:ascii="Courier New" w:cs="Courier New" w:eastAsia="Courier New" w:hAnsi="Courier New"/>
+          <w:sz w:val="18"/>
+          <w:szCs w:val="18"/>
+        </w:rPr>
+        <w:t xml:space="preserve">found = False</w:t>
+      </w:r>
+    </w:p>
+    <w:p>
+      <w:pPr>
+        <w:spacing w:after="0"/>
+      </w:pPr>
+      <w:r>
+        <w:rPr>
+          <w:rFonts w:ascii="Courier New" w:cs="Courier New" w:eastAsia="Courier New" w:hAnsi="Courier New"/>
+          <w:sz w:val="18"/>
+          <w:szCs w:val="18"/>
+        </w:rPr>
+        <w:t xml:space="preserve">while not found:</w:t>
+      </w:r>
+    </w:p>
+    <w:p>
+      <w:pPr>
+        <w:spacing w:after="0"/>
+      </w:pPr>
+      <w:r>
+        <w:rPr>
+          <w:rFonts w:ascii="Courier New" w:cs="Courier New" w:eastAsia="Courier New" w:hAnsi="Courier New"/>
+          <w:sz w:val="18"/>
+          <w:szCs w:val="18"/>
+        </w:rPr>
+        <w:t xml:space="preserve">    b = n - a</w:t>
+      </w:r>
+    </w:p>
+    <w:p>
+      <w:pPr>
+        <w:spacing w:after="0"/>
+      </w:pPr>
+      <w:r>
+        <w:rPr>
+          <w:rFonts w:ascii="Courier New" w:cs="Courier New" w:eastAsia="Courier New" w:hAnsi="Courier New"/>
+          <w:sz w:val="18"/>
+          <w:szCs w:val="18"/>
+        </w:rPr>
+        <w:t xml:space="preserve">    d = 2</w:t>
+      </w:r>
+    </w:p>
+    <w:p>
+      <w:pPr>
+        <w:spacing w:after="0"/>
+      </w:pPr>
+      <w:r>
+        <w:rPr>
+          <w:rFonts w:ascii="Courier New" w:cs="Courier New" w:eastAsia="Courier New" w:hAnsi="Courier New"/>
+          <w:sz w:val="18"/>
+          <w:szCs w:val="18"/>
+        </w:rPr>
+        <w:t xml:space="preserve">    while a % d != 0:          # a санының ең кіші бөлгіші</w:t>
+      </w:r>
+    </w:p>
+    <w:p>
+      <w:pPr>
+        <w:spacing w:after="0"/>
+      </w:pPr>
+      <w:r>
+        <w:rPr>
+          <w:rFonts w:ascii="Courier New" w:cs="Courier New" w:eastAsia="Courier New" w:hAnsi="Courier New"/>
+          <w:sz w:val="18"/>
+          <w:szCs w:val="18"/>
+        </w:rPr>
+        <w:t xml:space="preserve">        d = d + 1</w:t>
+      </w:r>
+    </w:p>
+    <w:p>
+      <w:pPr>
+        <w:spacing w:after="0"/>
+      </w:pPr>
+      <w:r>
+        <w:rPr>
+          <w:rFonts w:ascii="Courier New" w:cs="Courier New" w:eastAsia="Courier New" w:hAnsi="Courier New"/>
+          <w:sz w:val="18"/>
+          <w:szCs w:val="18"/>
+        </w:rPr>
+        <w:t xml:space="preserve">    e = 2</w:t>
+      </w:r>
+    </w:p>
+    <w:p>
+      <w:pPr>
+        <w:spacing w:after="0"/>
+      </w:pPr>
+      <w:r>
+        <w:rPr>
+          <w:rFonts w:ascii="Courier New" w:cs="Courier New" w:eastAsia="Courier New" w:hAnsi="Courier New"/>
+          <w:sz w:val="18"/>
+          <w:szCs w:val="18"/>
+        </w:rPr>
+        <w:t xml:space="preserve">    while b % e != 0:          # b санының ең кіші бөлгіші</w:t>
+      </w:r>
+    </w:p>
+    <w:p>
+      <w:pPr>
+        <w:spacing w:after="0"/>
+      </w:pPr>
+      <w:r>
+        <w:rPr>
+          <w:rFonts w:ascii="Courier New" w:cs="Courier New" w:eastAsia="Courier New" w:hAnsi="Courier New"/>
+          <w:sz w:val="18"/>
+          <w:szCs w:val="18"/>
+        </w:rPr>
+        <w:t xml:space="preserve">        e = e + 1</w:t>
+      </w:r>
+    </w:p>
+    <w:p>
+      <w:pPr>
+        <w:spacing w:after="0"/>
+      </w:pPr>
+      <w:r>
+        <w:rPr>
+          <w:rFonts w:ascii="Courier New" w:cs="Courier New" w:eastAsia="Courier New" w:hAnsi="Courier New"/>
+          <w:sz w:val="18"/>
+          <w:szCs w:val="18"/>
+        </w:rPr>
+        <w:t xml:space="preserve">    if d == a and e == b:      # екі сан да жай</w:t>
+      </w:r>
+    </w:p>
+    <w:p>
+      <w:pPr>
+        <w:spacing w:after="0"/>
+      </w:pPr>
+      <w:r>
+        <w:rPr>
+          <w:rFonts w:ascii="Courier New" w:cs="Courier New" w:eastAsia="Courier New" w:hAnsi="Courier New"/>
+          <w:sz w:val="18"/>
+          <w:szCs w:val="18"/>
+        </w:rPr>
+        <w:t xml:space="preserve">        print(a, b)</w:t>
+      </w:r>
+    </w:p>
+    <w:p>
+      <w:pPr>
+        <w:spacing w:after="0"/>
+      </w:pPr>
+      <w:r>
+        <w:rPr>
+          <w:rFonts w:ascii="Courier New" w:cs="Courier New" w:eastAsia="Courier New" w:hAnsi="Courier New"/>
+          <w:sz w:val="18"/>
+          <w:szCs w:val="18"/>
+        </w:rPr>
+        <w:t xml:space="preserve">        found = True</w:t>
+      </w:r>
+    </w:p>
+    <w:p>
+      <w:pPr>
+        <w:spacing w:after="0"/>
+      </w:pPr>
+      <w:r>
+        <w:rPr>
+          <w:rFonts w:ascii="Courier New" w:cs="Courier New" w:eastAsia="Courier New" w:hAnsi="Courier New"/>
+          <w:sz w:val="18"/>
+          <w:szCs w:val="18"/>
+        </w:rPr>
+        <w:t xml:space="preserve">    a = a + 1</w:t>
       </w:r>
     </w:p>
     <w:sectPr>
